--- a/work/2026-08-15-seo-review-docs/output/chapter-02-nutrition-tools-seo-review.docx
+++ b/work/2026-08-15-seo-review-docs/output/chapter-02-nutrition-tools-seo-review.docx
@@ -132,23 +132,7 @@
         <w:spacing w:after="100" w:line="288" w:lineRule="auto"/>
       </w:pPr>
       <w:r>
-        <w:rPr>
-          <w:rFonts w:ascii="Calibri" w:hAnsi="Calibri" w:eastAsia="Microsoft JhengHei"/>
-          <w:b/>
-          <w:i w:val="0"/>
-          <w:color w:val="1F4D78"/>
-          <w:sz w:val="22"/>
-        </w:rPr>
-        <w:t>目標搜尋字詞：</w:t>
-      </w:r>
-      <w:r>
-        <w:rPr>
-          <w:rFonts w:ascii="Calibri" w:hAnsi="Calibri" w:eastAsia="Microsoft JhengHei"/>
-          <w:b w:val="0"/>
-          <w:i w:val="0"/>
-          <w:sz w:val="22"/>
-        </w:rPr>
-        <w:t>DRI 是什麼、營養標示怎麼看、每日參考值、營養密度、超級食物、六大類食物</w:t>
+        <w:t>目標搜尋字詞：DRI、RDA與AI、營養標示怎麼看、每日參考值百分比、台灣六大類食物、超級食物迷思</w:t>
       </w:r>
     </w:p>
     <w:p>
@@ -1727,11 +1711,11 @@
         </w:rPr>
         <w:t>可以把一餐拆成三個問題：</w:t>
         <w:br/>
-        <w:t>有沒有主食來源，份量是否符合活動量與身體目標？</w:t>
+        <w:t>🔶有沒有主食來源，份量是否符合活動量與身體目標？</w:t>
         <w:br/>
-        <w:t>有沒有蛋白質食物與蔬菜？</w:t>
+        <w:t>🔶有沒有蛋白質食物與蔬菜？</w:t>
         <w:br/>
-        <w:t>飲料、醬料、甜點或零食是否讓鈉、糖與熱量快速增加？</w:t>
+        <w:t>🔶飲料、醬料、甜點或零食是否讓鈉、糖與熱量快速增加？</w:t>
         <w:br/>
         <w:t>例如，便利商店早餐可用無糖豆漿、茶葉蛋、地瓜與一份水果組合。外食便當可以保留飯量，增加蔬菜，選魚、豆腐或滷雞肉，醬汁分開放。這些做法沒有要求每餐完美，重點是把缺少的食物類別補進一日型態。</w:t>
       </w:r>
@@ -3381,9 +3365,9 @@
           <w:i w:val="0"/>
           <w:sz w:val="22"/>
         </w:rPr>
-        <w:t>食物研究得到的結果，不能直接推成單一植化素補充品有效。整顆食物帶有纖維、蛋白質、脂肪、維生素、礦物質與多種植化素，吸收與作用也會受到食物基質影響。把某個成分濃縮成膠囊，可能改變暴露量與風險。</w:t>
+        <w:t>食物研究得到的結果，不能直接推成單一保健補充品有效。整顆食物帶有纖維、蛋白質、脂肪、維生素、礦物質與多種植化素，吸收與作用也會受到食物總體基質影響。把某個成分濃縮成膠囊，可能改變暴露量與風險。</w:t>
         <w:br/>
-        <w:t>NCCIH 提醒，綠茶萃取補充品曾有肝損傷通報，主要出現在錠劑或膠囊型萃取產品。益生菌對多數健康成人可能有一定安全性，免疫功能低下或身體虛弱者卻需要更謹慎評估。補充品也可能和處方藥、非處方藥產生交互作用。NCCIH 綠茶安全資訊 [https://www.nccih.nih.gov/health/green-tea] NCCIH 益生菌安全資訊 [https://www.nccih.nih.gov/health/probiotics-usefulness-and-safety] NIH ODS 營養補充品資訊 [https://ods.nih.gov/HealthInformation/healthinformation.aspx]</w:t>
+        <w:t>不能忽略保健補充品也有安全風險。NCCIH 提醒，綠茶萃取補充品曾有肝損傷通報，主要出現在錠劑或膠囊型萃取產品。益生菌對多數健康成人可能有一定安全性，免疫功能低下或身體虛弱者卻需要更謹慎評估。補充品也可能和處方藥、非處方藥產生交互作用。NCCIH 綠茶安全資訊 [https://www.nccih.nih.gov/health/green-tea] NCCIH 益生菌安全資訊 [https://www.nccih.nih.gov/health/probiotics-usefulness-and-safety] NIH ODS 營養補充品資訊 [https://ods.nih.gov/HealthInformation/healthinformation.aspx]</w:t>
         <w:br/>
         <w:t>對多數健康成人，較穩當的做法是增加水果、蔬菜、全穀、豆類、堅果與種子的多樣性，把單一「超級食物」放回一日飲食型態裡評估。WHO 目前把適足、均衡、節制、多樣與食品安全列為健康飲食的核心原則，也提醒飲食應依年齡、活動量、文化、可取得食物與個人情況調整。WHO Healthy diet [https://www.who.int/news-room/fact-sheets/detail/healthy-diet]</w:t>
       </w:r>
@@ -4881,7 +4865,7 @@
           <w:i w:val="0"/>
           <w:sz w:val="22"/>
         </w:rPr>
-        <w:t>我會把 第二章 當成一張營養判讀地圖。它把營養素標準、飲食指南、食物群組、份量、食品標籤與「超級食物」放在同一條思考路線。對一般讀者來說，最有用的收穫不是背完每個縮寫，這些縮寫能幫你知道自己正在回答哪一種問題。</w:t>
+        <w:t>我會把 第二章 當成一張營養判讀地圖。同時要思考營養素標準、飲食指南、食物群組、份量、食品標籤與「超級食物」，這是同一條思考路線上。對一般讀者來說，最有用的收穫不是背完每個縮寫，這些縮寫能幫你知道自己正在回答哪一種問題。</w:t>
         <w:br/>
         <w:t>書中資料以美國制度為背景，台灣實作要換成國健署的六大類食物、第八版 DRIs 與台灣食品標示規定。遇到疾病、用藥、特殊生命階段或高劑量補充品，應把食品安全與個人需求放在一起評估。真正適合長期使用的做法，是讓食物選擇有足夠營養，也能放進你的生活。</w:t>
       </w:r>
@@ -4967,23 +4951,7 @@
         <w:spacing w:after="100" w:line="288" w:lineRule="auto"/>
       </w:pPr>
       <w:r>
-        <w:rPr>
-          <w:rFonts w:ascii="Calibri" w:hAnsi="Calibri" w:eastAsia="Microsoft JhengHei"/>
-          <w:b/>
-          <w:i w:val="0"/>
-          <w:color w:val="1F4D78"/>
-          <w:sz w:val="22"/>
-        </w:rPr>
-        <w:t>分類：</w:t>
-      </w:r>
-      <w:r>
-        <w:rPr>
-          <w:rFonts w:ascii="Calibri" w:hAnsi="Calibri" w:eastAsia="Microsoft JhengHei"/>
-          <w:b w:val="0"/>
-          <w:i w:val="0"/>
-          <w:sz w:val="22"/>
-        </w:rPr>
-        <w:t>營養學概念與爭論</w:t>
+        <w:t>分類：書籍連載與營養知識</w:t>
       </w:r>
     </w:p>
     <w:p>
